--- a/queries/CAD_Mirror_Database_Specification.docx
+++ b/queries/CAD_Mirror_Database_Specification.docx
@@ -12,7 +12,7 @@
     </w:p>
     <w:p>
       <w:r>
-        <w:t>CAD Mirror Database Specification · 版本 0.1（征求 DS 意见稿） · 2026-10-19</w:t>
+        <w:t>CAD Mirror Database Specification · 版本 0.2（征求 DS 意见稿） · 2026-10-19</w:t>
       </w:r>
     </w:p>
     <w:p>
@@ -167,7 +167,7 @@
           </w:tcPr>
           <w:p>
             <w:r>
-              <w:t>cad_mirror_writer：cad_mirror 库的属主，可建表、写数据；对 oss911 库无任何权限。凭据由 Nexora-BI 生成、定期轮换，经双方约定的渠道交付，不出现在任何文档、邮件正文或代码仓库中</w:t>
+              <w:t>cad_mirror_writer：只有连接、两个 schema 的使用权、cad 下各表的查询 / 插入 / 更新（UPSERT 所需）、cad_meta 下各表的插入。没有建表、删除、TRUNCATE、改触发器的权限；对 oss911 库无任何权限。库与表的属主是 Nexora-BI 的不可登录角色。角色上设有单条语句与事务空闲超时（见 4 节）。凭据由 Nexora-BI 生成、定期轮换，经双方约定的渠道交付，不出现在任何文档、邮件正文或代码仓库中</w:t>
             </w:r>
           </w:p>
         </w:tc>
@@ -260,7 +260,7 @@
     </w:p>
     <w:p>
       <w:r>
-        <w:t>3.3  每张表由 Nexora-BI 追加两列并建触发器，DS 写入时不填、不改：mirror_inserted_at（首次写入时刻）、mirror_updated_at（每次 UPDATE 时刻）。DS 的 UPSERT 语句不得列出这两列。</w:t>
+        <w:t>3.3  每张表由 Nexora-BI 追加两列并建触发器，DS 写入时不填、不改：mirror_inserted_at（首次写入时刻）、mirror_updated_at（每次 UPDATE 时刻）。DS 的 UPSERT 语句不得列出这两列。触发器与函数属 Nexora-BI，DS 账号无权修改。</w:t>
       </w:r>
     </w:p>
     <w:p>
@@ -495,6 +495,50 @@
           </w:p>
         </w:tc>
       </w:tr>
+      <w:tr>
+        <w:tc>
+          <w:tcPr>
+            <w:tcW w:type="dxa" w:w="4873"/>
+          </w:tcPr>
+          <w:p>
+            <w:r>
+              <w:t>周期串行</w:t>
+            </w:r>
+          </w:p>
+        </w:tc>
+        <w:tc>
+          <w:tcPr>
+            <w:tcW w:type="dxa" w:w="4873"/>
+          </w:tcPr>
+          <w:p>
+            <w:r>
+              <w:t>同一时刻只运行一个同步周期；下一周期在上一周期的心跳写入之后才开始。Nexora-BI 以心跳判断哪些数据已经提交完毕，周期重叠会使这个判断失效</w:t>
+            </w:r>
+          </w:p>
+        </w:tc>
+      </w:tr>
+      <w:tr>
+        <w:tc>
+          <w:tcPr>
+            <w:tcW w:type="dxa" w:w="4873"/>
+          </w:tcPr>
+          <w:p>
+            <w:r>
+              <w:t>事务时长</w:t>
+            </w:r>
+          </w:p>
+        </w:tc>
+        <w:tc>
+          <w:tcPr>
+            <w:tcW w:type="dxa" w:w="4873"/>
+          </w:tcPr>
+          <w:p>
+            <w:r>
+              <w:t>单个事务从开始到提交不超过 60 秒【请 DS 确认可行】。Nexora-BI 在写入账号上设 statement_timeout = 120s、idle_in_transaction_session_timeout = 60s，超时事务会被回滚，DS 侧须重试</w:t>
+            </w:r>
+          </w:p>
+        </w:tc>
+      </w:tr>
     </w:tbl>
     <w:p/>
     <w:p>
@@ -507,7 +551,7 @@
     </w:p>
     <w:p>
       <w:r>
-        <w:t>DS 每个同步周期结束时写一行 cad_meta.sync_heartbeat。没有它，Nexora-BI 无法区分「这段时间没有警情」与「同步停了」。</w:t>
+        <w:t>DS 每个同步周期结束时写一行 cad_meta.sync_heartbeat，且必须在该周期的全部数据事务提交之后、以单独的事务写入。Nexora-BI 以最新心跳的 started_at 作为读取上界：早于它的数据变更都已提交。心跳先于数据提交写入，会造成 BI 漏数而不报错。没有心跳表，Nexora-BI 也无法区分「这段时间没有警情」与「同步停了」。</w:t>
       </w:r>
     </w:p>
     <w:tbl>
@@ -1263,6 +1307,28 @@
           </w:p>
         </w:tc>
       </w:tr>
+      <w:tr>
+        <w:tc>
+          <w:tcPr>
+            <w:tcW w:type="dxa" w:w="4873"/>
+          </w:tcPr>
+          <w:p>
+            <w:r>
+              <w:t>9</w:t>
+            </w:r>
+          </w:p>
+        </w:tc>
+        <w:tc>
+          <w:tcPr>
+            <w:tcW w:type="dxa" w:w="4873"/>
+          </w:tcPr>
+          <w:p>
+            <w:r>
+              <w:t>单事务 60 秒上限是否可行；周期串行、心跳后写是否可行（第 4、5 节）</w:t>
+            </w:r>
+          </w:p>
+        </w:tc>
+      </w:tr>
     </w:tbl>
     <w:p/>
     <w:p>

--- a/queries/CAD_Mirror_Database_Specification.docx
+++ b/queries/CAD_Mirror_Database_Specification.docx
@@ -12,7 +12,7 @@
     </w:p>
     <w:p>
       <w:r>
-        <w:t>CAD Mirror Database Specification · 版本 0.2（征求 DS 意见稿） · 2026-10-19</w:t>
+        <w:t>CAD Mirror Database Specification · 版本 0.3（征求 DS 意见稿） · 2026-10-19</w:t>
       </w:r>
     </w:p>
     <w:p>
@@ -271,6 +271,51 @@
     <w:p>
       <w:r>
         <w:t>3.5  结构变更：DS 须提前至少 10 个工作日书面通知（新增列、改类型、新增表），提供新 DDL；Nexora-BI 执行后通知 DS 切换。不得在未通知的情况下改变列的含义或类型。新增列在通知前可先为空。</w:t>
+      </w:r>
+    </w:p>
+    <w:p>
+      <w:r>
+        <w:t>3.6  从 SQL Server 到 PostgreSQL 的转换要求。CAD 原库为 SQL Server，中间库为 PostgreSQL，语法之外有几处语义差异建表不报错、只让数据悄悄对不上，请 DS 在转换与同步程序中按下列要求处理，并回答其中的问题：</w:t>
+      </w:r>
+    </w:p>
+    <w:p>
+      <w:r>
+        <w:t>（1）排序规则与大小写：SQL Server 默认不区分大小写，PostgreSQL 区分。请告知原库的排序规则；同步时代码值、编号等字符串须原样保留大小写，不做任何转换。</w:t>
+      </w:r>
+    </w:p>
+    <w:p>
+      <w:r>
+        <w:t>（2）尾随空格：SQL Server 比较时忽略尾随空格，PostgreSQL 不忽略。同步时须原样保留，不截断、不补齐；请告知原库是否存在 char(n) 定长列。</w:t>
+      </w:r>
+    </w:p>
+    <w:p>
+      <w:r>
+        <w:t>（3）NUL 字符：PostgreSQL 的文本不允许 \0。请告知原库文本列是否可能含 NUL；若可能，同步程序须按双方约定的方式处理（建议剔除并在心跳 message 中记录），不得使整个周期失败。</w:t>
+      </w:r>
+    </w:p>
+    <w:p>
+      <w:r>
+        <w:t>（4）空串与 NULL：两边都视为不同的值，同步须原样保持，不得把空串转为 NULL 或反之（经 CSV 或 ORM 中转时尤其注意）。</w:t>
+      </w:r>
+    </w:p>
+    <w:p>
+      <w:r>
+        <w:t>（5）类型对应补充：bit → boolean；uniqueidentifier → uuid；money、decimal → numeric；float → double precision；tinyint → smallint；varbinary、image → bytea；datetime（精度 3.33 毫秒）与 datetime2 → timestamp，请写明舍入方式。</w:t>
+      </w:r>
+    </w:p>
+    <w:p>
+      <w:r>
+        <w:t>（6）不带过来的东西：IDENTITY 与自增、DEFAULT getdate() 之类的默认值、计算列、原库的触发器与视图、dbo schema、方括号标识符、GO、聚集索引。中间库是镜像，所有值照原库写入，不由中间库生成。</w:t>
+      </w:r>
+    </w:p>
+    <w:p>
+      <w:r>
+        <w:t>（7）标识符：表名与列名全部小写、不加引号（PostgreSQL 中带引号的混合大小写名字此后每条 SQL 都要加引号）。</w:t>
+      </w:r>
+    </w:p>
+    <w:p>
+      <w:r>
+        <w:t>（8）请同时交付 CAD 原库现用的 SQL Server DDL，Nexora-BI 以之逐表核对 PostgreSQL 版的转换。</w:t>
       </w:r>
     </w:p>
     <w:p>
@@ -1329,6 +1374,50 @@
           </w:p>
         </w:tc>
       </w:tr>
+      <w:tr>
+        <w:tc>
+          <w:tcPr>
+            <w:tcW w:type="dxa" w:w="4873"/>
+          </w:tcPr>
+          <w:p>
+            <w:r>
+              <w:t>10</w:t>
+            </w:r>
+          </w:p>
+        </w:tc>
+        <w:tc>
+          <w:tcPr>
+            <w:tcW w:type="dxa" w:w="4873"/>
+          </w:tcPr>
+          <w:p>
+            <w:r>
+              <w:t>原库排序规则；大小写与尾随空格是否原样保留；NUL 字符的处理（第 3.6 节）</w:t>
+            </w:r>
+          </w:p>
+        </w:tc>
+      </w:tr>
+      <w:tr>
+        <w:tc>
+          <w:tcPr>
+            <w:tcW w:type="dxa" w:w="4873"/>
+          </w:tcPr>
+          <w:p>
+            <w:r>
+              <w:t>11</w:t>
+            </w:r>
+          </w:p>
+        </w:tc>
+        <w:tc>
+          <w:tcPr>
+            <w:tcW w:type="dxa" w:w="4873"/>
+          </w:tcPr>
+          <w:p>
+            <w:r>
+              <w:t>同时交付原库 SQL Server DDL（第 3.6 节）</w:t>
+            </w:r>
+          </w:p>
+        </w:tc>
+      </w:tr>
     </w:tbl>
     <w:p/>
     <w:p>

--- a/queries/CAD_Mirror_Database_Specification.docx
+++ b/queries/CAD_Mirror_Database_Specification.docx
@@ -12,7 +12,7 @@
     </w:p>
     <w:p>
       <w:r>
-        <w:t>CAD Mirror Database Specification · 版本 0.3（征求 DS 意见稿） · 2026-10-19</w:t>
+        <w:t>CAD Mirror Database Specification · 版本 0.4（征求 DS 意见稿） · 2026-10-19</w:t>
       </w:r>
     </w:p>
     <w:p>
@@ -255,7 +255,7 @@
     </w:p>
     <w:p>
       <w:r>
-        <w:t>3.2  类型对应：源端 nvarchar → text 或 varchar(n)；datetime → timestamp（本地时间，不带时区）；bigint → bigint；数值 → numeric。经纬度字段若源端为文本，中间库同样为文本，不做转换。</w:t>
+        <w:t>3.2  类型：与 CAD 原库 PostgreSQL 的类型一致，不做转换。经纬度等字段原库为文本的，中间库同样为文本。</w:t>
       </w:r>
     </w:p>
     <w:p>
@@ -275,47 +275,7 @@
     </w:p>
     <w:p>
       <w:r>
-        <w:t>3.6  从 SQL Server 到 PostgreSQL 的转换要求。CAD 原库为 SQL Server，中间库为 PostgreSQL，语法之外有几处语义差异建表不报错、只让数据悄悄对不上，请 DS 在转换与同步程序中按下列要求处理，并回答其中的问题：</w:t>
-      </w:r>
-    </w:p>
-    <w:p>
-      <w:r>
-        <w:t>（1）排序规则与大小写：SQL Server 默认不区分大小写，PostgreSQL 区分。请告知原库的排序规则；同步时代码值、编号等字符串须原样保留大小写，不做任何转换。</w:t>
-      </w:r>
-    </w:p>
-    <w:p>
-      <w:r>
-        <w:t>（2）尾随空格：SQL Server 比较时忽略尾随空格，PostgreSQL 不忽略。同步时须原样保留，不截断、不补齐；请告知原库是否存在 char(n) 定长列。</w:t>
-      </w:r>
-    </w:p>
-    <w:p>
-      <w:r>
-        <w:t>（3）NUL 字符：PostgreSQL 的文本不允许 \0。请告知原库文本列是否可能含 NUL；若可能，同步程序须按双方约定的方式处理（建议剔除并在心跳 message 中记录），不得使整个周期失败。</w:t>
-      </w:r>
-    </w:p>
-    <w:p>
-      <w:r>
-        <w:t>（4）空串与 NULL：两边都视为不同的值，同步须原样保持，不得把空串转为 NULL 或反之（经 CSV 或 ORM 中转时尤其注意）。</w:t>
-      </w:r>
-    </w:p>
-    <w:p>
-      <w:r>
-        <w:t>（5）类型对应补充：bit → boolean；uniqueidentifier → uuid；money、decimal → numeric；float → double precision；tinyint → smallint；varbinary、image → bytea；datetime（精度 3.33 毫秒）与 datetime2 → timestamp，请写明舍入方式。</w:t>
-      </w:r>
-    </w:p>
-    <w:p>
-      <w:r>
-        <w:t>（6）不带过来的东西：IDENTITY 与自增、DEFAULT getdate() 之类的默认值、计算列、原库的触发器与视图、dbo schema、方括号标识符、GO、聚集索引。中间库是镜像，所有值照原库写入，不由中间库生成。</w:t>
-      </w:r>
-    </w:p>
-    <w:p>
-      <w:r>
-        <w:t>（7）标识符：表名与列名全部小写、不加引号（PostgreSQL 中带引号的混合大小写名字此后每条 SQL 都要加引号）。</w:t>
-      </w:r>
-    </w:p>
-    <w:p>
-      <w:r>
-        <w:t>（8）请同时交付 CAD 原库现用的 SQL Server DDL，Nexora-BI 以之逐表核对 PostgreSQL 版的转换。</w:t>
+        <w:t>3.6  DDL 来源。据悉 CAD 自身的数据库即为 PostgreSQL，此前的 SQL Server 为上一代 BI 工具所附带的中间层。因此中间库的 DDL 不需要跨产品转换：请 DS 直接提供 CAD 原库中这 74 张表（及案由两个视图、t_bd_dw）的 PostgreSQL DDL 原样（pg_dump --schema-only 即可），Nexora-BI 据此生成中间库 DDL——只改表名列名为 Table Lists 的英文名并转小写，类型、主键、注释原样保留。同步程序为 PG 到 PG，请原样保留大小写、尾随空格、空串与 NULL，不经 CSV 或 ORM 中转改写取值。</w:t>
       </w:r>
     </w:p>
     <w:p>
@@ -1391,7 +1351,7 @@
           </w:tcPr>
           <w:p>
             <w:r>
-              <w:t>原库排序规则；大小写与尾随空格是否原样保留；NUL 字符的处理（第 3.6 节）</w:t>
+              <w:t>CAD 原库 PostgreSQL 的 DDL 原样（pg_dump --schema-only），含案由两视图与 t_bd_dw（第 3.6 节）</w:t>
             </w:r>
           </w:p>
         </w:tc>
@@ -1413,7 +1373,7 @@
           </w:tcPr>
           <w:p>
             <w:r>
-              <w:t>同时交付原库 SQL Server DDL（第 3.6 节）</w:t>
+              <w:t>同步程序是否经 CSV / ORM 中转；大小写、尾随空格、空串与 NULL 是否原样保留（第 3.6 节）</w:t>
             </w:r>
           </w:p>
         </w:tc>

--- a/queries/CAD_Mirror_Database_Specification.docx
+++ b/queries/CAD_Mirror_Database_Specification.docx
@@ -12,7 +12,7 @@
     </w:p>
     <w:p>
       <w:r>
-        <w:t>CAD Mirror Database Specification · 版本 0.4（征求 DS 意见稿） · 2026-10-19</w:t>
+        <w:t>CAD Mirror Database Specification · 版本 0.5（征求 DS 意见稿） · 2026-10-25</w:t>
       </w:r>
     </w:p>
     <w:p>
@@ -250,12 +250,12 @@
     </w:p>
     <w:p>
       <w:r>
-        <w:t>3.1  DDL 由 DS 定义并交付（PostgreSQL 语法），Nexora-BI 审阅后执行；DS 不在生产中间库上直接执行 DDL。DDL 须含：表名与列名（按 Table Lists 与翻译列）、列类型、主键、列注释（中文说明）。</w:t>
+        <w:t>3.1  DDL 由 Nexora-BI 按《Bill同步CAD表数据结构》生成（PostgreSQL 语法，表名列名按 Table Lists 与翻译列、全部小写），交 DS 核对会签后由 Nexora-BI 执行；与上一代中间库的做法相同，DS 只负责写入。DS 须核对的是：每张表的主键列；列是否齐全；类型映射是否会使写入失败。</w:t>
       </w:r>
     </w:p>
     <w:p>
       <w:r>
-        <w:t>3.2  类型：与 CAD 原库 PostgreSQL 的类型一致，不做转换。经纬度等字段原库为文本的，中间库同样为文本。</w:t>
+        <w:t>3.2  类型映射（宁宽勿严，写入不得因类型失败）：nvarchar / varchar / char → text；datetime / datetime2 → timestamp（本地时间，不带时区）；bigint / int / tinyint → bigint；bit → boolean；decimal / money / float → numeric；uniqueidentifier → text；varbinary / image → bytea。经纬度原为文本的保持文本。Nexora-BI 在后续处理层再收紧类型。</w:t>
       </w:r>
     </w:p>
     <w:p>
@@ -275,7 +275,7 @@
     </w:p>
     <w:p>
       <w:r>
-        <w:t>3.6  DDL 来源。据悉 CAD 自身的数据库即为 PostgreSQL，此前的 SQL Server 为上一代 BI 工具所附带的中间层。因此中间库的 DDL 不需要跨产品转换：请 DS 直接提供 CAD 原库中这 74 张表（及案由两个视图、t_bd_dw）的 PostgreSQL DDL 原样（pg_dump --schema-only 即可），Nexora-BI 据此生成中间库 DDL——只改表名列名为 Table Lists 的英文名并转小写，类型、主键、注释原样保留。同步程序为 PG 到 PG，请原样保留大小写、尾随空格、空串与 NULL，不经 CSV 或 ORM 中转改写取值。</w:t>
+        <w:t>3.6  完整目录。《Bill同步CAD表数据结构》的 74 张表是上一代 BI 按其需要选定的范围，未必是 CAD 的全部表与列。请 DS 提供 CAD 原库的完整目录（information_schema.columns 导出：schema、表名、列名、类型、是否可空、主键标记即可，不需要 DDL），供 Nexora-BI 判断是否需要增加表或列。同步程序为 PG 到 PG，请原样保留大小写、尾随空格、空串与 NULL，不经 CSV 或 ORM 中转改写取值。</w:t>
       </w:r>
     </w:p>
     <w:p>
@@ -1153,7 +1153,7 @@
           </w:tcPr>
           <w:p>
             <w:r>
-              <w:t>74 张表 + 案由两视图 + t_bd_dw 的 PostgreSQL DDL（第 3 节）</w:t>
+              <w:t>核对 Nexora-BI 交付的 74 张表 + 案由两表 + t_bd_dw 的 DDL：主键、列齐全、类型（第 3.1 节）</w:t>
             </w:r>
           </w:p>
         </w:tc>
@@ -1175,7 +1175,7 @@
           </w:tcPr>
           <w:p>
             <w:r>
-              <w:t>没有自然主键的表（第 4 节）</w:t>
+              <w:t>每张表的主键列；没有自然主键的表请指出（第 4 节）</w:t>
             </w:r>
           </w:p>
         </w:tc>
@@ -1351,7 +1351,7 @@
           </w:tcPr>
           <w:p>
             <w:r>
-              <w:t>CAD 原库 PostgreSQL 的 DDL 原样（pg_dump --schema-only），含案由两视图与 t_bd_dw（第 3.6 节）</w:t>
+              <w:t>CAD 原库完整目录（information_schema.columns 导出）（第 3.6 节）</w:t>
             </w:r>
           </w:p>
         </w:tc>

--- a/queries/CAD_Mirror_Database_Specification.docx
+++ b/queries/CAD_Mirror_Database_Specification.docx
@@ -12,7 +12,7 @@
     </w:p>
     <w:p>
       <w:r>
-        <w:t>CAD Mirror Database Specification · 版本 0.5（征求 DS 意见稿） · 2026-10-25</w:t>
+        <w:t>CAD Mirror Database Specification · 版本 0.6（征求 DS 意见稿） · 2026-10-26</w:t>
       </w:r>
     </w:p>
     <w:p>
@@ -251,6 +251,11 @@
     <w:p>
       <w:r>
         <w:t>3.1  DDL 由 Nexora-BI 按《Bill同步CAD表数据结构》生成（PostgreSQL 语法，表名列名按 Table Lists 与翻译列、全部小写），交 DS 核对会签后由 Nexora-BI 执行；与上一代中间库的做法相同，DS 只负责写入。DS 须核对的是：每张表的主键列；列是否齐全；类型映射是否会使写入失败。</w:t>
+      </w:r>
+    </w:p>
+    <w:p>
+      <w:r>
+        <w:t>3.1a  列名调整。翻译列中 21 个列名是 PostgreSQL 保留字（Order、Primary、Collation），建表即语法错误，Nexora-BI 已改名且不加引号：Order → sort_order（19 处）、Primary → is_primary（t_UnitVehicle.sfsy）、Collation → sort_rule（t_AgencyEventColumnSetting.pxgz）；另 t_DispatchPlan.yxj（优先级）原译 Order 系翻译错误，改为 priority。此外两处同一表内两个源字段译成同一英文名，暂以序号后缀区分，请 DS 给出正确译名：t_CommonEvent.jjyxm（现 recalarmpersonid_26，与另一列重名）、t_UnitInstruction.zldbh（现 orderid_7，与 OrderID 重名）。完整对照见随附的列目录 cad_mirror_catalog.csv。</w:t>
       </w:r>
     </w:p>
     <w:p>
@@ -540,6 +545,28 @@
           <w:p>
             <w:r>
               <w:t>单个事务从开始到提交不超过 60 秒【请 DS 确认可行】。Nexora-BI 在写入账号上设 statement_timeout = 120s、idle_in_transaction_session_timeout = 60s，超时事务会被回滚，DS 侧须重试</w:t>
+            </w:r>
+          </w:p>
+        </w:tc>
+      </w:tr>
+      <w:tr>
+        <w:tc>
+          <w:tcPr>
+            <w:tcW w:type="dxa" w:w="4873"/>
+          </w:tcPr>
+          <w:p>
+            <w:r>
+              <w:t>原样重写回报 0 行</w:t>
+            </w:r>
+          </w:p>
+        </w:tc>
+        <w:tc>
+          <w:tcPr>
+            <w:tcW w:type="dxa" w:w="4873"/>
+          </w:tcPr>
+          <w:p>
+            <w:r>
+              <w:t>中间库的触发器在 UPDATE 内容完全相同时不写新行版本、不更新 mirror_updated_at，此时 UPSERT 回报「0 行受影响」。这是有意的，DS 的同步程序不得据此判定失败或重试</w:t>
             </w:r>
           </w:p>
         </w:tc>
@@ -1378,6 +1405,28 @@
           </w:p>
         </w:tc>
       </w:tr>
+      <w:tr>
+        <w:tc>
+          <w:tcPr>
+            <w:tcW w:type="dxa" w:w="4873"/>
+          </w:tcPr>
+          <w:p>
+            <w:r>
+              <w:t>12</w:t>
+            </w:r>
+          </w:p>
+        </w:tc>
+        <w:tc>
+          <w:tcPr>
+            <w:tcW w:type="dxa" w:w="4873"/>
+          </w:tcPr>
+          <w:p>
+            <w:r>
+              <w:t>两处重名列的正确译名（第 3.1a 节）</w:t>
+            </w:r>
+          </w:p>
+        </w:tc>
+      </w:tr>
     </w:tbl>
     <w:p/>
     <w:p>
